--- a/RFTEX - примеры демо проектов/Поверка мультиметра Agilent34401A калибратором FLUKE5520A/Отчет.docx
+++ b/RFTEX - примеры демо проектов/Поверка мультиметра Agilent34401A калибратором FLUKE5520A/Отчет.docx
@@ -22,7 +22,6 @@
           <w:b/>
           <w:sz w:val="20"/>
           <w:szCs w:val="20"/>
-          <w:lang w:val="en-US"/>
         </w:rPr>
       </w:pPr>
       <w:r>
@@ -30,17 +29,23 @@
           <w:b/>
           <w:sz w:val="20"/>
           <w:szCs w:val="20"/>
-          <w:lang w:val="en-US"/>
-        </w:rPr>
-        <w:t xml:space="preserve">Form № </w:t>
-      </w:r>
-      <w:bookmarkStart w:id="0" w:name="FormNumber"/>
+        </w:rPr>
+        <w:t>Форма</w:t>
+      </w:r>
       <w:r>
         <w:rPr>
           <w:b/>
           <w:sz w:val="20"/>
           <w:szCs w:val="20"/>
-          <w:lang w:val="en-US"/>
+        </w:rPr>
+        <w:t xml:space="preserve"> № </w:t>
+      </w:r>
+      <w:bookmarkStart w:id="0" w:name="FormNumber"/>
+      <w:r>
+        <w:rPr>
+          <w:b/>
+          <w:sz w:val="20"/>
+          <w:szCs w:val="20"/>
         </w:rPr>
         <w:t xml:space="preserve">   </w:t>
       </w:r>
@@ -54,7 +59,6 @@
           <w:b/>
           <w:sz w:val="20"/>
           <w:szCs w:val="20"/>
-          <w:lang w:val="en-US"/>
         </w:rPr>
       </w:pPr>
       <w:r>
@@ -62,7 +66,6 @@
           <w:b/>
           <w:sz w:val="20"/>
           <w:szCs w:val="20"/>
-          <w:lang w:val="en-US"/>
         </w:rPr>
         <w:t xml:space="preserve">№  </w:t>
       </w:r>
@@ -72,7 +75,6 @@
           <w:b/>
           <w:sz w:val="20"/>
           <w:szCs w:val="20"/>
-          <w:lang w:val="en-US"/>
         </w:rPr>
         <w:t xml:space="preserve">   </w:t>
       </w:r>
@@ -84,7 +86,6 @@
         <w:rPr>
           <w:sz w:val="16"/>
           <w:szCs w:val="16"/>
-          <w:lang w:val="en-US"/>
         </w:rPr>
       </w:pPr>
     </w:p>
@@ -101,54 +102,64 @@
           <w:sz w:val="26"/>
           <w:szCs w:val="20"/>
           <w:u w:val="single"/>
-          <w:lang w:val="en-US"/>
-        </w:rPr>
-      </w:pPr>
-      <w:proofErr w:type="gramStart"/>
+        </w:rPr>
+      </w:pPr>
       <w:r>
         <w:rPr>
           <w:b/>
           <w:sz w:val="26"/>
           <w:szCs w:val="20"/>
-          <w:lang w:val="en-US"/>
-        </w:rPr>
-        <w:t>PROTOCOL  №</w:t>
-      </w:r>
-      <w:proofErr w:type="gramEnd"/>
-      <w:r>
-        <w:rPr>
-          <w:lang w:val="en-US"/>
-        </w:rPr>
-        <w:t xml:space="preserve"> </w:t>
-      </w:r>
-      <w:bookmarkStart w:id="2" w:name="ProtocolNumber"/>
-      <w:r>
-        <w:rPr>
-          <w:lang w:val="en-US"/>
-        </w:rPr>
-        <w:t xml:space="preserve">   </w:t>
-      </w:r>
-      <w:bookmarkEnd w:id="2"/>
-      <w:r>
-        <w:rPr>
-          <w:lang w:val="en-US"/>
-        </w:rPr>
-        <w:t xml:space="preserve">  </w:t>
+        </w:rPr>
+        <w:t>Протокол</w:t>
       </w:r>
       <w:r>
         <w:rPr>
           <w:b/>
           <w:sz w:val="26"/>
           <w:szCs w:val="20"/>
-          <w:lang w:val="en-US"/>
-        </w:rPr>
-        <w:t xml:space="preserve">from  </w:t>
+        </w:rPr>
+        <w:t xml:space="preserve"> </w:t>
+      </w:r>
+      <w:r>
+        <w:rPr>
+          <w:b/>
+          <w:sz w:val="26"/>
+          <w:szCs w:val="20"/>
+        </w:rPr>
+        <w:t>поверки</w:t>
+      </w:r>
+      <w:r>
+        <w:rPr>
+          <w:b/>
+          <w:sz w:val="26"/>
+          <w:szCs w:val="20"/>
+        </w:rPr>
+        <w:t xml:space="preserve"> №</w:t>
+      </w:r>
+      <w:r>
+        <w:t xml:space="preserve"> </w:t>
+      </w:r>
+      <w:bookmarkStart w:id="2" w:name="ProtocolNumber"/>
+      <w:r>
+        <w:t xml:space="preserve">   </w:t>
+      </w:r>
+      <w:bookmarkEnd w:id="2"/>
+      <w:r>
+        <w:t xml:space="preserve">  </w:t>
+      </w:r>
+      <w:r>
+        <w:t>от</w:t>
+      </w:r>
+      <w:r>
+        <w:rPr>
+          <w:b/>
+          <w:sz w:val="26"/>
+          <w:szCs w:val="20"/>
+        </w:rPr>
+        <w:t xml:space="preserve">  </w:t>
       </w:r>
       <w:bookmarkStart w:id="3" w:name="CurrentDate"/>
       <w:r>
-        <w:rPr>
-          <w:lang w:val="en-US"/>
-        </w:rPr>
         <w:t xml:space="preserve">   </w:t>
       </w:r>
       <w:bookmarkEnd w:id="3"/>
@@ -166,36 +177,63 @@
           <w:sz w:val="26"/>
           <w:szCs w:val="20"/>
           <w:u w:val="single"/>
-          <w:lang w:val="en-US"/>
         </w:rPr>
       </w:pPr>
       <w:r>
         <w:rPr>
           <w:b/>
-          <w:lang w:val="en-US"/>
-        </w:rPr>
-        <w:t>verification of digital multimeter / voltmeter of universal type</w:t>
+        </w:rPr>
+        <w:t>Поверка</w:t>
+      </w:r>
+      <w:r>
+        <w:rPr>
+          <w:b/>
+        </w:rPr>
+        <w:t xml:space="preserve"> </w:t>
+      </w:r>
+      <w:r>
+        <w:rPr>
+          <w:b/>
+        </w:rPr>
+        <w:t>цифрового</w:t>
+      </w:r>
+      <w:r>
+        <w:rPr>
+          <w:b/>
+        </w:rPr>
+        <w:t xml:space="preserve"> </w:t>
+      </w:r>
+      <w:r>
+        <w:rPr>
+          <w:b/>
+        </w:rPr>
+        <w:t>мультиметра</w:t>
+      </w:r>
+      <w:r>
+        <w:rPr>
+          <w:b/>
+        </w:rPr>
+        <w:t xml:space="preserve"> / </w:t>
+      </w:r>
+      <w:r>
+        <w:rPr>
+          <w:b/>
+        </w:rPr>
+        <w:t>вольтметра универсального типа</w:t>
       </w:r>
       <w:r>
         <w:rPr>
           <w:b/>
           <w:sz w:val="26"/>
           <w:szCs w:val="20"/>
-          <w:lang w:val="en-US"/>
         </w:rPr>
         <w:t xml:space="preserve"> </w:t>
       </w:r>
       <w:r>
-        <w:rPr>
-          <w:lang w:val="en-US"/>
-        </w:rPr>
         <w:t xml:space="preserve"> </w:t>
       </w:r>
       <w:bookmarkStart w:id="4" w:name="ModelDevice"/>
       <w:r>
-        <w:rPr>
-          <w:lang w:val="en-US"/>
-        </w:rPr>
         <w:t xml:space="preserve">   </w:t>
       </w:r>
       <w:bookmarkEnd w:id="4"/>
@@ -208,10 +246,16 @@
         </w:rPr>
       </w:pPr>
       <w:r>
+        <w:t>Серийный номер</w:t>
+      </w:r>
+      <w:r>
+        <w:t xml:space="preserve"> </w:t>
+      </w:r>
+      <w:r>
         <w:rPr>
           <w:lang w:val="en-US"/>
         </w:rPr>
-        <w:t xml:space="preserve">serial no.№   </w:t>
+        <w:t xml:space="preserve">№   </w:t>
       </w:r>
       <w:bookmarkStart w:id="5" w:name="SerialNumber"/>
       <w:r>
@@ -231,10 +275,13 @@
         </w:rPr>
       </w:pPr>
       <w:r>
+        <w:t>Собственник</w:t>
+      </w:r>
+      <w:r>
         <w:rPr>
           <w:lang w:val="en-US"/>
         </w:rPr>
-        <w:t xml:space="preserve">owned by </w:t>
+        <w:t xml:space="preserve"> </w:t>
       </w:r>
       <w:bookmarkStart w:id="6" w:name="Owner"/>
       <w:r>
@@ -258,10 +305,13 @@
         </w:rPr>
       </w:pPr>
       <w:r>
+        <w:t>Запрос</w:t>
+      </w:r>
+      <w:r>
         <w:rPr>
           <w:lang w:val="en-US"/>
         </w:rPr>
-        <w:t xml:space="preserve">Request № </w:t>
+        <w:t xml:space="preserve"> № </w:t>
       </w:r>
       <w:bookmarkStart w:id="7" w:name="Request"/>
       <w:r>
@@ -311,28 +361,12 @@
         </w:rPr>
       </w:pPr>
       <w:bookmarkStart w:id="8" w:name="VerificationConditions"/>
-      <w:proofErr w:type="spellStart"/>
       <w:r>
         <w:rPr>
           <w:b/>
         </w:rPr>
-        <w:t>Verification</w:t>
-      </w:r>
-      <w:proofErr w:type="spellEnd"/>
-      <w:r>
-        <w:rPr>
-          <w:b/>
-        </w:rPr>
-        <w:t xml:space="preserve"> </w:t>
-      </w:r>
-      <w:proofErr w:type="spellStart"/>
-      <w:r>
-        <w:rPr>
-          <w:b/>
-        </w:rPr>
-        <w:t>conditions</w:t>
-      </w:r>
-      <w:proofErr w:type="spellEnd"/>
+        <w:t>Условия поверки</w:t>
+      </w:r>
     </w:p>
     <w:tbl>
       <w:tblPr>
@@ -386,34 +420,14 @@
                 <w:szCs w:val="22"/>
               </w:rPr>
             </w:pPr>
-            <w:proofErr w:type="spellStart"/>
-            <w:r>
-              <w:rPr>
-                <w:b/>
-                <w:sz w:val="22"/>
-                <w:szCs w:val="22"/>
-              </w:rPr>
-              <w:t>Controlled</w:t>
-            </w:r>
-            <w:proofErr w:type="spellEnd"/>
-            <w:r>
-              <w:rPr>
-                <w:b/>
-                <w:sz w:val="22"/>
-                <w:szCs w:val="22"/>
-              </w:rPr>
-              <w:t xml:space="preserve"> </w:t>
-            </w:r>
-            <w:proofErr w:type="spellStart"/>
-            <w:r>
-              <w:rPr>
-                <w:b/>
-                <w:sz w:val="22"/>
-                <w:szCs w:val="22"/>
-              </w:rPr>
-              <w:t>parameters</w:t>
-            </w:r>
-            <w:proofErr w:type="spellEnd"/>
+            <w:r>
+              <w:rPr>
+                <w:b/>
+                <w:sz w:val="22"/>
+                <w:szCs w:val="22"/>
+              </w:rPr>
+              <w:t>Контролируемые параметры</w:t>
+            </w:r>
           </w:p>
         </w:tc>
         <w:tc>
@@ -449,18 +463,8 @@
                 <w:sz w:val="22"/>
                 <w:szCs w:val="22"/>
               </w:rPr>
-              <w:t xml:space="preserve">ND </w:t>
-            </w:r>
-            <w:proofErr w:type="spellStart"/>
-            <w:r>
-              <w:rPr>
-                <w:b/>
-                <w:sz w:val="22"/>
-                <w:szCs w:val="22"/>
-              </w:rPr>
-              <w:t>requirements</w:t>
-            </w:r>
-            <w:proofErr w:type="spellEnd"/>
+              <w:t>Идеальные условия</w:t>
+            </w:r>
           </w:p>
         </w:tc>
         <w:tc>
@@ -490,34 +494,14 @@
                 <w:szCs w:val="22"/>
               </w:rPr>
             </w:pPr>
-            <w:proofErr w:type="spellStart"/>
-            <w:r>
-              <w:rPr>
-                <w:b/>
-                <w:sz w:val="22"/>
-                <w:szCs w:val="22"/>
-              </w:rPr>
-              <w:t>Measured</w:t>
-            </w:r>
-            <w:proofErr w:type="spellEnd"/>
-            <w:r>
-              <w:rPr>
-                <w:b/>
-                <w:sz w:val="22"/>
-                <w:szCs w:val="22"/>
-              </w:rPr>
-              <w:t xml:space="preserve"> </w:t>
-            </w:r>
-            <w:proofErr w:type="spellStart"/>
-            <w:r>
-              <w:rPr>
-                <w:b/>
-                <w:sz w:val="22"/>
-                <w:szCs w:val="22"/>
-              </w:rPr>
-              <w:t>values</w:t>
-            </w:r>
-            <w:proofErr w:type="spellEnd"/>
+            <w:r>
+              <w:rPr>
+                <w:b/>
+                <w:sz w:val="22"/>
+                <w:szCs w:val="22"/>
+              </w:rPr>
+              <w:t>Реальные условия</w:t>
+            </w:r>
           </w:p>
         </w:tc>
       </w:tr>
@@ -634,28 +618,12 @@
       </w:pPr>
       <w:bookmarkStart w:id="9" w:name="VerificationTools"/>
       <w:bookmarkEnd w:id="8"/>
-      <w:proofErr w:type="spellStart"/>
       <w:r>
         <w:rPr>
           <w:b/>
         </w:rPr>
-        <w:t>Verification</w:t>
-      </w:r>
-      <w:proofErr w:type="spellEnd"/>
-      <w:r>
-        <w:rPr>
-          <w:b/>
-        </w:rPr>
-        <w:t xml:space="preserve"> </w:t>
-      </w:r>
-      <w:proofErr w:type="spellStart"/>
-      <w:r>
-        <w:rPr>
-          <w:b/>
-        </w:rPr>
-        <w:t>tools</w:t>
-      </w:r>
-      <w:proofErr w:type="spellEnd"/>
+        <w:t>Инструменты поверки</w:t>
+      </w:r>
     </w:p>
     <w:tbl>
       <w:tblPr>
@@ -714,54 +682,20 @@
                 <w:sz w:val="22"/>
                 <w:szCs w:val="22"/>
               </w:rPr>
-              <w:t xml:space="preserve">Name, </w:t>
+              <w:t xml:space="preserve">Наименование, тип, </w:t>
             </w:r>
             <w:proofErr w:type="spellStart"/>
-            <w:r>
-              <w:rPr>
-                <w:b/>
-                <w:sz w:val="22"/>
-                <w:szCs w:val="22"/>
-              </w:rPr>
-              <w:t>type</w:t>
+            <w:proofErr w:type="gramStart"/>
+            <w:r>
+              <w:rPr>
+                <w:b/>
+                <w:sz w:val="22"/>
+                <w:szCs w:val="22"/>
+              </w:rPr>
+              <w:t>сер.номер</w:t>
             </w:r>
             <w:proofErr w:type="spellEnd"/>
-            <w:r>
-              <w:rPr>
-                <w:b/>
-                <w:sz w:val="22"/>
-                <w:szCs w:val="22"/>
-              </w:rPr>
-              <w:t xml:space="preserve">, </w:t>
-            </w:r>
-            <w:proofErr w:type="spellStart"/>
-            <w:r>
-              <w:rPr>
-                <w:b/>
-                <w:sz w:val="22"/>
-                <w:szCs w:val="22"/>
-              </w:rPr>
-              <w:t>serial</w:t>
-            </w:r>
-            <w:proofErr w:type="spellEnd"/>
-            <w:r>
-              <w:rPr>
-                <w:b/>
-                <w:sz w:val="22"/>
-                <w:szCs w:val="22"/>
-              </w:rPr>
-              <w:t xml:space="preserve"> </w:t>
-            </w:r>
-            <w:proofErr w:type="spellStart"/>
-            <w:r>
-              <w:rPr>
-                <w:b/>
-                <w:sz w:val="22"/>
-                <w:szCs w:val="22"/>
-              </w:rPr>
-              <w:t>number</w:t>
-            </w:r>
-            <w:proofErr w:type="spellEnd"/>
+            <w:proofErr w:type="gramEnd"/>
           </w:p>
         </w:tc>
         <w:tc>
@@ -791,34 +725,14 @@
                 <w:szCs w:val="22"/>
               </w:rPr>
             </w:pPr>
-            <w:proofErr w:type="spellStart"/>
-            <w:r>
-              <w:rPr>
-                <w:b/>
-                <w:sz w:val="22"/>
-                <w:szCs w:val="22"/>
-              </w:rPr>
-              <w:t>Metrological</w:t>
-            </w:r>
-            <w:proofErr w:type="spellEnd"/>
-            <w:r>
-              <w:rPr>
-                <w:b/>
-                <w:sz w:val="22"/>
-                <w:szCs w:val="22"/>
-              </w:rPr>
-              <w:t xml:space="preserve"> </w:t>
-            </w:r>
-            <w:proofErr w:type="spellStart"/>
-            <w:r>
-              <w:rPr>
-                <w:b/>
-                <w:sz w:val="22"/>
-                <w:szCs w:val="22"/>
-              </w:rPr>
-              <w:t>characteristics</w:t>
-            </w:r>
-            <w:proofErr w:type="spellEnd"/>
+            <w:r>
+              <w:rPr>
+                <w:b/>
+                <w:sz w:val="22"/>
+                <w:szCs w:val="22"/>
+              </w:rPr>
+              <w:t>Метрологические параметры</w:t>
+            </w:r>
           </w:p>
         </w:tc>
       </w:tr>
@@ -898,7 +812,6 @@
         <w:rPr>
           <w:bCs/>
           <w:szCs w:val="24"/>
-          <w:lang w:val="en-US"/>
         </w:rPr>
       </w:pPr>
       <w:bookmarkStart w:id="10" w:name="VDC"/>
@@ -906,9 +819,36 @@
       <w:r>
         <w:rPr>
           <w:szCs w:val="24"/>
-          <w:lang w:val="en-US"/>
-        </w:rPr>
-        <w:t>Determining the absolute error of DC voltage measurement.</w:t>
+        </w:rPr>
+        <w:t xml:space="preserve">Определение абсолютной погрешности измерения напряжения </w:t>
+      </w:r>
+      <w:proofErr w:type="spellStart"/>
+      <w:proofErr w:type="gramStart"/>
+      <w:r>
+        <w:rPr>
+          <w:szCs w:val="24"/>
+        </w:rPr>
+        <w:t>пост</w:t>
+      </w:r>
+      <w:r>
+        <w:rPr>
+          <w:szCs w:val="24"/>
+        </w:rPr>
+        <w:t>.</w:t>
+      </w:r>
+      <w:r>
+        <w:rPr>
+          <w:szCs w:val="24"/>
+        </w:rPr>
+        <w:t>тока</w:t>
+      </w:r>
+      <w:proofErr w:type="spellEnd"/>
+      <w:proofErr w:type="gramEnd"/>
+      <w:r>
+        <w:rPr>
+          <w:szCs w:val="24"/>
+        </w:rPr>
+        <w:t>.</w:t>
       </w:r>
     </w:p>
     <w:tbl>
@@ -974,44 +914,24 @@
                 <w:b/>
                 <w:sz w:val="22"/>
                 <w:szCs w:val="22"/>
-                <w:lang w:val="en-US"/>
-              </w:rPr>
-              <w:t>M</w:t>
-            </w:r>
-            <w:proofErr w:type="spellStart"/>
-            <w:r>
-              <w:rPr>
-                <w:b/>
-                <w:sz w:val="22"/>
-                <w:szCs w:val="22"/>
-              </w:rPr>
-              <w:t>easurement</w:t>
-            </w:r>
-            <w:proofErr w:type="spellEnd"/>
-            <w:r>
-              <w:rPr>
-                <w:b/>
-                <w:sz w:val="22"/>
-                <w:szCs w:val="22"/>
-              </w:rPr>
-              <w:t xml:space="preserve"> </w:t>
-            </w:r>
-            <w:r>
-              <w:rPr>
-                <w:b/>
-                <w:sz w:val="22"/>
-                <w:szCs w:val="22"/>
-                <w:lang w:val="en-US"/>
-              </w:rPr>
-              <w:t>range</w:t>
-            </w:r>
-            <w:r>
-              <w:rPr>
-                <w:b/>
-                <w:sz w:val="22"/>
-                <w:szCs w:val="22"/>
-              </w:rPr>
-              <w:t>, V</w:t>
+              </w:rPr>
+              <w:t>Диапазон измерений</w:t>
+            </w:r>
+            <w:r>
+              <w:rPr>
+                <w:b/>
+                <w:sz w:val="22"/>
+                <w:szCs w:val="22"/>
+              </w:rPr>
+              <w:t xml:space="preserve">, </w:t>
+            </w:r>
+            <w:r>
+              <w:rPr>
+                <w:b/>
+                <w:sz w:val="22"/>
+                <w:szCs w:val="22"/>
+              </w:rPr>
+              <w:t>В</w:t>
             </w:r>
           </w:p>
         </w:tc>
@@ -1037,17 +957,40 @@
                 <w:b/>
                 <w:sz w:val="22"/>
                 <w:szCs w:val="22"/>
-                <w:lang w:val="en-US"/>
-              </w:rPr>
-            </w:pPr>
-            <w:r>
-              <w:rPr>
-                <w:b/>
-                <w:sz w:val="22"/>
-                <w:szCs w:val="22"/>
-                <w:lang w:val="en-US"/>
-              </w:rPr>
-              <w:t>Verified point, V</w:t>
+              </w:rPr>
+            </w:pPr>
+            <w:r>
+              <w:rPr>
+                <w:b/>
+                <w:sz w:val="22"/>
+                <w:szCs w:val="22"/>
+              </w:rPr>
+              <w:t>Проверяемая</w:t>
+            </w:r>
+            <w:r>
+              <w:rPr>
+                <w:b/>
+                <w:sz w:val="22"/>
+                <w:szCs w:val="22"/>
+              </w:rPr>
+              <w:t xml:space="preserve"> точка</w:t>
+            </w:r>
+            <w:r>
+              <w:rPr>
+                <w:b/>
+                <w:sz w:val="22"/>
+                <w:szCs w:val="22"/>
+                <w:lang w:val="en-US"/>
+              </w:rPr>
+              <w:t xml:space="preserve">, </w:t>
+            </w:r>
+            <w:r>
+              <w:rPr>
+                <w:b/>
+                <w:sz w:val="22"/>
+                <w:szCs w:val="22"/>
+              </w:rPr>
+              <w:t>В</w:t>
             </w:r>
           </w:p>
         </w:tc>
@@ -1073,17 +1016,15 @@
                 <w:b/>
                 <w:sz w:val="22"/>
                 <w:szCs w:val="22"/>
-                <w:lang w:val="en-US"/>
-              </w:rPr>
-            </w:pPr>
-            <w:r>
-              <w:rPr>
-                <w:b/>
-                <w:sz w:val="22"/>
-                <w:szCs w:val="22"/>
-                <w:lang w:val="en-US"/>
-              </w:rPr>
-              <w:t>Result, V</w:t>
+              </w:rPr>
+            </w:pPr>
+            <w:r>
+              <w:rPr>
+                <w:b/>
+                <w:sz w:val="22"/>
+                <w:szCs w:val="22"/>
+              </w:rPr>
+              <w:t>Результат, В</w:t>
             </w:r>
           </w:p>
         </w:tc>
@@ -1109,17 +1050,32 @@
                 <w:b/>
                 <w:sz w:val="22"/>
                 <w:szCs w:val="22"/>
-                <w:lang w:val="en-US"/>
-              </w:rPr>
-            </w:pPr>
-            <w:r>
-              <w:rPr>
-                <w:b/>
-                <w:sz w:val="22"/>
-                <w:szCs w:val="22"/>
-                <w:lang w:val="en-US"/>
-              </w:rPr>
-              <w:t>Accuracy, V</w:t>
+              </w:rPr>
+            </w:pPr>
+            <w:r>
+              <w:rPr>
+                <w:b/>
+                <w:sz w:val="22"/>
+                <w:szCs w:val="22"/>
+              </w:rPr>
+              <w:t>Точность</w:t>
+            </w:r>
+            <w:r>
+              <w:rPr>
+                <w:b/>
+                <w:sz w:val="22"/>
+                <w:szCs w:val="22"/>
+                <w:lang w:val="en-US"/>
+              </w:rPr>
+              <w:t xml:space="preserve">, </w:t>
+            </w:r>
+            <w:r>
+              <w:rPr>
+                <w:b/>
+                <w:sz w:val="22"/>
+                <w:szCs w:val="22"/>
+              </w:rPr>
+              <w:t>В</w:t>
             </w:r>
           </w:p>
         </w:tc>
@@ -1145,17 +1101,75 @@
                 <w:b/>
                 <w:sz w:val="22"/>
                 <w:szCs w:val="22"/>
-                <w:lang w:val="en-US"/>
-              </w:rPr>
-            </w:pPr>
-            <w:r>
-              <w:rPr>
-                <w:b/>
-                <w:sz w:val="22"/>
-                <w:szCs w:val="22"/>
-                <w:lang w:val="en-US"/>
-              </w:rPr>
-              <w:t>Permissible error, V</w:t>
+              </w:rPr>
+            </w:pPr>
+            <w:proofErr w:type="spellStart"/>
+            <w:r>
+              <w:rPr>
+                <w:b/>
+                <w:sz w:val="22"/>
+                <w:szCs w:val="22"/>
+                <w:lang w:val="en-US"/>
+              </w:rPr>
+              <w:t>Допустимая</w:t>
+            </w:r>
+            <w:proofErr w:type="spellEnd"/>
+            <w:r>
+              <w:rPr>
+                <w:b/>
+                <w:sz w:val="22"/>
+                <w:szCs w:val="22"/>
+                <w:lang w:val="en-US"/>
+              </w:rPr>
+              <w:t xml:space="preserve"> </w:t>
+            </w:r>
+            <w:proofErr w:type="spellStart"/>
+            <w:proofErr w:type="gramStart"/>
+            <w:r>
+              <w:rPr>
+                <w:b/>
+                <w:sz w:val="22"/>
+                <w:szCs w:val="22"/>
+                <w:lang w:val="en-US"/>
+              </w:rPr>
+              <w:t>погрешность</w:t>
+            </w:r>
+            <w:proofErr w:type="spellEnd"/>
+            <w:r>
+              <w:rPr>
+                <w:b/>
+                <w:sz w:val="22"/>
+                <w:szCs w:val="22"/>
+                <w:lang w:val="en-US"/>
+              </w:rPr>
+              <w:t xml:space="preserve"> </w:t>
+            </w:r>
+            <w:r>
+              <w:rPr>
+                <w:b/>
+                <w:sz w:val="22"/>
+                <w:szCs w:val="22"/>
+                <w:lang w:val="en-US"/>
+              </w:rPr>
+              <w:t>,</w:t>
+            </w:r>
+            <w:proofErr w:type="gramEnd"/>
+            <w:r>
+              <w:rPr>
+                <w:b/>
+                <w:sz w:val="22"/>
+                <w:szCs w:val="22"/>
+                <w:lang w:val="en-US"/>
+              </w:rPr>
+              <w:t xml:space="preserve"> </w:t>
+            </w:r>
+            <w:r>
+              <w:rPr>
+                <w:b/>
+                <w:sz w:val="22"/>
+                <w:szCs w:val="22"/>
+              </w:rPr>
+              <w:t>В</w:t>
             </w:r>
           </w:p>
         </w:tc>
@@ -1181,17 +1195,15 @@
                 <w:b/>
                 <w:sz w:val="22"/>
                 <w:szCs w:val="22"/>
-                <w:lang w:val="en-US"/>
-              </w:rPr>
-            </w:pPr>
-            <w:r>
-              <w:rPr>
-                <w:b/>
-                <w:sz w:val="22"/>
-                <w:szCs w:val="22"/>
-                <w:lang w:val="en-US"/>
-              </w:rPr>
-              <w:t>Conclusion</w:t>
+              </w:rPr>
+            </w:pPr>
+            <w:r>
+              <w:rPr>
+                <w:b/>
+                <w:sz w:val="22"/>
+                <w:szCs w:val="22"/>
+              </w:rPr>
+              <w:t>Заключение</w:t>
             </w:r>
           </w:p>
         </w:tc>
@@ -1365,7 +1377,6 @@
         <w:rPr>
           <w:bCs/>
           <w:szCs w:val="24"/>
-          <w:lang w:val="en-US"/>
         </w:rPr>
       </w:pPr>
       <w:bookmarkStart w:id="11" w:name="VAC"/>
@@ -1373,16 +1384,21 @@
       <w:r>
         <w:rPr>
           <w:szCs w:val="24"/>
-          <w:lang w:val="en-US"/>
-        </w:rPr>
-        <w:t>Determining the measurement error of alternating voltage.</w:t>
+        </w:rPr>
+        <w:t>Определение погрешности измерения переменного напряжения</w:t>
+      </w:r>
+      <w:r>
+        <w:rPr>
+          <w:szCs w:val="24"/>
+        </w:rPr>
+        <w:t>.</w:t>
       </w:r>
     </w:p>
     <w:tbl>
       <w:tblPr>
         <w:tblpPr w:leftFromText="180" w:rightFromText="180" w:vertAnchor="text" w:tblpY="1"/>
         <w:tblOverlap w:val="never"/>
-        <w:tblW w:w="10200" w:type="dxa"/>
+        <w:tblW w:w="10198" w:type="dxa"/>
         <w:tblBorders>
           <w:top w:val="single" w:sz="6" w:space="0" w:color="auto"/>
           <w:left w:val="single" w:sz="6" w:space="0" w:color="auto"/>
@@ -1402,15 +1418,14 @@
         <w:gridCol w:w="1694"/>
         <w:gridCol w:w="1419"/>
         <w:gridCol w:w="1559"/>
-        <w:gridCol w:w="1416"/>
-        <w:gridCol w:w="1277"/>
-        <w:gridCol w:w="1418"/>
-        <w:gridCol w:w="1417"/>
+        <w:gridCol w:w="1983"/>
+        <w:gridCol w:w="1559"/>
+        <w:gridCol w:w="1984"/>
       </w:tblGrid>
       <w:tr>
         <w:trPr>
           <w:cantSplit/>
-          <w:trHeight w:hRule="exact" w:val="624"/>
+          <w:trHeight w:hRule="exact" w:val="866"/>
           <w:tblHeader/>
         </w:trPr>
         <w:tc>
@@ -1442,44 +1457,8 @@
                 <w:b/>
                 <w:sz w:val="22"/>
                 <w:szCs w:val="22"/>
-                <w:lang w:val="en-US"/>
-              </w:rPr>
-              <w:t>M</w:t>
-            </w:r>
-            <w:proofErr w:type="spellStart"/>
-            <w:r>
-              <w:rPr>
-                <w:b/>
-                <w:sz w:val="22"/>
-                <w:szCs w:val="22"/>
-              </w:rPr>
-              <w:t>easurement</w:t>
-            </w:r>
-            <w:proofErr w:type="spellEnd"/>
-            <w:r>
-              <w:rPr>
-                <w:b/>
-                <w:sz w:val="22"/>
-                <w:szCs w:val="22"/>
-              </w:rPr>
-              <w:t xml:space="preserve"> </w:t>
-            </w:r>
-            <w:r>
-              <w:rPr>
-                <w:b/>
-                <w:sz w:val="22"/>
-                <w:szCs w:val="22"/>
-                <w:lang w:val="en-US"/>
-              </w:rPr>
-              <w:t>range</w:t>
-            </w:r>
-            <w:r>
-              <w:rPr>
-                <w:b/>
-                <w:sz w:val="22"/>
-                <w:szCs w:val="22"/>
-              </w:rPr>
-              <w:t>, V</w:t>
+              </w:rPr>
+              <w:t>Диапазон измерений, В</w:t>
             </w:r>
           </w:p>
         </w:tc>
@@ -1507,50 +1486,40 @@
                 <w:szCs w:val="22"/>
               </w:rPr>
             </w:pPr>
-            <w:r>
-              <w:rPr>
-                <w:b/>
-                <w:sz w:val="22"/>
-                <w:szCs w:val="22"/>
-                <w:lang w:val="en-US"/>
-              </w:rPr>
-              <w:t>V</w:t>
-            </w:r>
-            <w:proofErr w:type="spellStart"/>
-            <w:r>
-              <w:rPr>
-                <w:b/>
-                <w:sz w:val="22"/>
-                <w:szCs w:val="22"/>
-              </w:rPr>
-              <w:t>erified</w:t>
-            </w:r>
-            <w:proofErr w:type="spellEnd"/>
-            <w:r>
-              <w:rPr>
-                <w:b/>
-                <w:sz w:val="22"/>
-                <w:szCs w:val="22"/>
-              </w:rPr>
-              <w:t xml:space="preserve"> </w:t>
-            </w:r>
-            <w:proofErr w:type="spellStart"/>
-            <w:r>
-              <w:rPr>
-                <w:b/>
-                <w:sz w:val="22"/>
-                <w:szCs w:val="22"/>
-              </w:rPr>
-              <w:t>point</w:t>
-            </w:r>
-            <w:proofErr w:type="spellEnd"/>
-            <w:r>
-              <w:rPr>
-                <w:b/>
-                <w:sz w:val="22"/>
-                <w:szCs w:val="22"/>
-              </w:rPr>
-              <w:t>, V</w:t>
+            <w:proofErr w:type="gramStart"/>
+            <w:r>
+              <w:rPr>
+                <w:b/>
+                <w:sz w:val="22"/>
+                <w:szCs w:val="22"/>
+              </w:rPr>
+              <w:t xml:space="preserve">Проверяемая </w:t>
+            </w:r>
+            <w:r>
+              <w:rPr>
+                <w:b/>
+                <w:sz w:val="22"/>
+                <w:szCs w:val="22"/>
+              </w:rPr>
+              <w:t xml:space="preserve"> точка</w:t>
+            </w:r>
+            <w:proofErr w:type="gramEnd"/>
+            <w:r>
+              <w:rPr>
+                <w:b/>
+                <w:sz w:val="22"/>
+                <w:szCs w:val="22"/>
+                <w:lang w:val="en-US"/>
+              </w:rPr>
+              <w:t xml:space="preserve">, </w:t>
+            </w:r>
+            <w:r>
+              <w:rPr>
+                <w:b/>
+                <w:sz w:val="22"/>
+                <w:szCs w:val="22"/>
+              </w:rPr>
+              <w:t>В</w:t>
             </w:r>
           </w:p>
         </w:tc>
@@ -1578,39 +1547,19 @@
                 <w:szCs w:val="22"/>
               </w:rPr>
             </w:pPr>
-            <w:proofErr w:type="spellStart"/>
-            <w:r>
-              <w:rPr>
-                <w:b/>
-                <w:sz w:val="22"/>
-                <w:szCs w:val="22"/>
-              </w:rPr>
-              <w:t>Frequency</w:t>
-            </w:r>
-            <w:proofErr w:type="spellEnd"/>
-            <w:r>
-              <w:rPr>
-                <w:b/>
-                <w:sz w:val="22"/>
-                <w:szCs w:val="22"/>
-              </w:rPr>
-              <w:t xml:space="preserve"> </w:t>
-            </w:r>
-            <w:proofErr w:type="spellStart"/>
-            <w:r>
-              <w:rPr>
-                <w:b/>
-                <w:sz w:val="22"/>
-                <w:szCs w:val="22"/>
-              </w:rPr>
-              <w:t>Hz</w:t>
-            </w:r>
-            <w:proofErr w:type="spellEnd"/>
-          </w:p>
-        </w:tc>
-        <w:tc>
-          <w:tcPr>
-            <w:tcW w:w="1416" w:type="dxa"/>
+            <w:r>
+              <w:rPr>
+                <w:b/>
+                <w:sz w:val="22"/>
+                <w:szCs w:val="22"/>
+              </w:rPr>
+              <w:t>Результат, В</w:t>
+            </w:r>
+          </w:p>
+        </w:tc>
+        <w:tc>
+          <w:tcPr>
+            <w:tcW w:w="1983" w:type="dxa"/>
             <w:tcBorders>
               <w:top w:val="single" w:sz="6" w:space="0" w:color="auto"/>
               <w:left w:val="single" w:sz="6" w:space="0" w:color="auto"/>
@@ -1637,15 +1586,31 @@
                 <w:b/>
                 <w:sz w:val="22"/>
                 <w:szCs w:val="22"/>
-                <w:lang w:val="en-US"/>
-              </w:rPr>
-              <w:t>Result, V</w:t>
-            </w:r>
-          </w:p>
-        </w:tc>
-        <w:tc>
-          <w:tcPr>
-            <w:tcW w:w="1277" w:type="dxa"/>
+              </w:rPr>
+              <w:t>Точность</w:t>
+            </w:r>
+            <w:r>
+              <w:rPr>
+                <w:b/>
+                <w:sz w:val="22"/>
+                <w:szCs w:val="22"/>
+                <w:lang w:val="en-US"/>
+              </w:rPr>
+              <w:t xml:space="preserve">, </w:t>
+            </w:r>
+            <w:r>
+              <w:rPr>
+                <w:b/>
+                <w:sz w:val="22"/>
+                <w:szCs w:val="22"/>
+              </w:rPr>
+              <w:t>В</w:t>
+            </w:r>
+          </w:p>
+        </w:tc>
+        <w:tc>
+          <w:tcPr>
+            <w:tcW w:w="1559" w:type="dxa"/>
             <w:tcBorders>
               <w:top w:val="single" w:sz="6" w:space="0" w:color="auto"/>
               <w:left w:val="single" w:sz="6" w:space="0" w:color="auto"/>
@@ -1668,20 +1633,59 @@
                 <w:lang w:val="en-US"/>
               </w:rPr>
             </w:pPr>
-            <w:r>
-              <w:rPr>
-                <w:b/>
-                <w:sz w:val="22"/>
-                <w:szCs w:val="22"/>
-                <w:lang w:val="en-US"/>
-              </w:rPr>
-              <w:t>Accuracy, V</w:t>
-            </w:r>
-          </w:p>
-        </w:tc>
-        <w:tc>
-          <w:tcPr>
-            <w:tcW w:w="1418" w:type="dxa"/>
+            <w:proofErr w:type="spellStart"/>
+            <w:r>
+              <w:rPr>
+                <w:b/>
+                <w:sz w:val="22"/>
+                <w:szCs w:val="22"/>
+                <w:lang w:val="en-US"/>
+              </w:rPr>
+              <w:t>Допустимая</w:t>
+            </w:r>
+            <w:proofErr w:type="spellEnd"/>
+            <w:r>
+              <w:rPr>
+                <w:b/>
+                <w:sz w:val="22"/>
+                <w:szCs w:val="22"/>
+                <w:lang w:val="en-US"/>
+              </w:rPr>
+              <w:t xml:space="preserve"> </w:t>
+            </w:r>
+            <w:proofErr w:type="spellStart"/>
+            <w:r>
+              <w:rPr>
+                <w:b/>
+                <w:sz w:val="22"/>
+                <w:szCs w:val="22"/>
+                <w:lang w:val="en-US"/>
+              </w:rPr>
+              <w:t>погрешность</w:t>
+            </w:r>
+            <w:proofErr w:type="spellEnd"/>
+            <w:r>
+              <w:rPr>
+                <w:b/>
+                <w:sz w:val="22"/>
+                <w:szCs w:val="22"/>
+                <w:lang w:val="en-US"/>
+              </w:rPr>
+              <w:t xml:space="preserve">, </w:t>
+            </w:r>
+            <w:r>
+              <w:rPr>
+                <w:b/>
+                <w:sz w:val="22"/>
+                <w:szCs w:val="22"/>
+              </w:rPr>
+              <w:t>В</w:t>
+            </w:r>
+          </w:p>
+        </w:tc>
+        <w:tc>
+          <w:tcPr>
+            <w:tcW w:w="1984" w:type="dxa"/>
             <w:tcBorders>
               <w:top w:val="single" w:sz="6" w:space="0" w:color="auto"/>
               <w:left w:val="single" w:sz="6" w:space="0" w:color="auto"/>
@@ -1708,53 +1712,8 @@
                 <w:b/>
                 <w:sz w:val="22"/>
                 <w:szCs w:val="22"/>
-                <w:lang w:val="en-US"/>
-              </w:rPr>
-              <w:t>Permissible error</w:t>
-            </w:r>
-            <w:r>
-              <w:rPr>
-                <w:b/>
-                <w:sz w:val="22"/>
-                <w:szCs w:val="22"/>
-              </w:rPr>
-              <w:t>, V</w:t>
-            </w:r>
-          </w:p>
-        </w:tc>
-        <w:tc>
-          <w:tcPr>
-            <w:tcW w:w="1417" w:type="dxa"/>
-            <w:tcBorders>
-              <w:top w:val="single" w:sz="6" w:space="0" w:color="auto"/>
-              <w:left w:val="single" w:sz="6" w:space="0" w:color="auto"/>
-              <w:bottom w:val="single" w:sz="6" w:space="0" w:color="auto"/>
-              <w:right w:val="single" w:sz="6" w:space="0" w:color="auto"/>
-            </w:tcBorders>
-            <w:shd w:val="clear" w:color="auto" w:fill="D9D9D9" w:themeFill="background1" w:themeFillShade="D9"/>
-            <w:hideMark/>
-          </w:tcPr>
-          <w:p>
-            <w:pPr>
-              <w:keepNext/>
-              <w:keepLines/>
-              <w:spacing w:line="276" w:lineRule="auto"/>
-              <w:jc w:val="center"/>
-              <w:rPr>
-                <w:b/>
-                <w:sz w:val="22"/>
-                <w:szCs w:val="22"/>
-                <w:lang w:val="en-US"/>
-              </w:rPr>
-            </w:pPr>
-            <w:r>
-              <w:rPr>
-                <w:b/>
-                <w:sz w:val="22"/>
-                <w:szCs w:val="22"/>
-                <w:lang w:val="en-US"/>
-              </w:rPr>
-              <w:t>Conclusion</w:t>
+              </w:rPr>
+              <w:t>Заключение</w:t>
             </w:r>
           </w:p>
         </w:tc>
@@ -1834,7 +1793,7 @@
         </w:tc>
         <w:tc>
           <w:tcPr>
-            <w:tcW w:w="1416" w:type="dxa"/>
+            <w:tcW w:w="1983" w:type="dxa"/>
             <w:tcBorders>
               <w:top w:val="single" w:sz="6" w:space="0" w:color="auto"/>
               <w:left w:val="single" w:sz="6" w:space="0" w:color="auto"/>
@@ -1858,7 +1817,7 @@
         </w:tc>
         <w:tc>
           <w:tcPr>
-            <w:tcW w:w="1277" w:type="dxa"/>
+            <w:tcW w:w="1559" w:type="dxa"/>
             <w:tcBorders>
               <w:top w:val="single" w:sz="6" w:space="0" w:color="auto"/>
               <w:left w:val="single" w:sz="6" w:space="0" w:color="auto"/>
@@ -1882,31 +1841,7 @@
         </w:tc>
         <w:tc>
           <w:tcPr>
-            <w:tcW w:w="1418" w:type="dxa"/>
-            <w:tcBorders>
-              <w:top w:val="single" w:sz="6" w:space="0" w:color="auto"/>
-              <w:left w:val="single" w:sz="6" w:space="0" w:color="auto"/>
-              <w:bottom w:val="single" w:sz="6" w:space="0" w:color="auto"/>
-              <w:right w:val="single" w:sz="6" w:space="0" w:color="auto"/>
-            </w:tcBorders>
-          </w:tcPr>
-          <w:p>
-            <w:pPr>
-              <w:keepNext/>
-              <w:keepLines/>
-              <w:jc w:val="center"/>
-              <w:rPr>
-                <w:iCs/>
-                <w:sz w:val="20"/>
-                <w:szCs w:val="20"/>
-                <w:lang w:val="en-US"/>
-              </w:rPr>
-            </w:pPr>
-          </w:p>
-        </w:tc>
-        <w:tc>
-          <w:tcPr>
-            <w:tcW w:w="1417" w:type="dxa"/>
+            <w:tcW w:w="1984" w:type="dxa"/>
             <w:tcBorders>
               <w:top w:val="single" w:sz="6" w:space="0" w:color="auto"/>
               <w:left w:val="single" w:sz="6" w:space="0" w:color="auto"/>
@@ -1974,16 +1909,27 @@
         <w:jc w:val="left"/>
         <w:rPr>
           <w:szCs w:val="24"/>
-          <w:lang w:val="en-US"/>
         </w:rPr>
       </w:pPr>
       <w:bookmarkStart w:id="12" w:name="RES"/>
+      <w:r>
+        <w:rPr>
+          <w:szCs w:val="24"/>
+        </w:rPr>
+        <w:t>Метод измерения погрешности сопротивления - 4</w:t>
+      </w:r>
       <w:r>
         <w:rPr>
           <w:szCs w:val="24"/>
           <w:lang w:val="en-US"/>
         </w:rPr>
-        <w:t>Resistance Measurement Error Method -4x/2-wire</w:t>
+        <w:t>x</w:t>
+      </w:r>
+      <w:r>
+        <w:rPr>
+          <w:szCs w:val="24"/>
+        </w:rPr>
+        <w:t>/2-проводный</w:t>
       </w:r>
     </w:p>
     <w:tbl>
@@ -2050,36 +1996,17 @@
                 <w:b/>
                 <w:sz w:val="22"/>
                 <w:szCs w:val="22"/>
-                <w:lang w:val="en-US"/>
-              </w:rPr>
-              <w:t>M</w:t>
-            </w:r>
-            <w:proofErr w:type="spellStart"/>
-            <w:r>
-              <w:rPr>
-                <w:b/>
-                <w:sz w:val="22"/>
-                <w:szCs w:val="22"/>
-              </w:rPr>
-              <w:t>easurement</w:t>
-            </w:r>
-            <w:proofErr w:type="spellEnd"/>
-            <w:r>
-              <w:rPr>
-                <w:b/>
-                <w:sz w:val="22"/>
-                <w:szCs w:val="22"/>
-              </w:rPr>
-              <w:t xml:space="preserve"> </w:t>
-            </w:r>
-            <w:r>
-              <w:rPr>
-                <w:b/>
-                <w:sz w:val="22"/>
-                <w:szCs w:val="22"/>
-                <w:lang w:val="en-US"/>
-              </w:rPr>
-              <w:t xml:space="preserve">range, </w:t>
+              </w:rPr>
+              <w:t>Диапазон измерений</w:t>
+            </w:r>
+            <w:r>
+              <w:rPr>
+                <w:b/>
+                <w:sz w:val="22"/>
+                <w:szCs w:val="22"/>
+                <w:lang w:val="en-US"/>
+              </w:rPr>
+              <w:t xml:space="preserve">, </w:t>
             </w:r>
             <w:r>
               <w:rPr>
@@ -2116,43 +2043,24 @@
                 <w:lang w:val="en-US"/>
               </w:rPr>
             </w:pPr>
-            <w:r>
-              <w:rPr>
-                <w:b/>
-                <w:sz w:val="22"/>
-                <w:szCs w:val="22"/>
-                <w:lang w:val="en-US"/>
-              </w:rPr>
-              <w:t>V</w:t>
-            </w:r>
-            <w:proofErr w:type="spellStart"/>
-            <w:r>
-              <w:rPr>
-                <w:b/>
-                <w:sz w:val="22"/>
-                <w:szCs w:val="22"/>
-              </w:rPr>
-              <w:t>erified</w:t>
-            </w:r>
-            <w:proofErr w:type="spellEnd"/>
-            <w:r>
-              <w:rPr>
-                <w:b/>
-                <w:sz w:val="22"/>
-                <w:szCs w:val="22"/>
-              </w:rPr>
-              <w:t xml:space="preserve"> </w:t>
-            </w:r>
-            <w:proofErr w:type="spellStart"/>
-            <w:r>
-              <w:rPr>
-                <w:b/>
-                <w:sz w:val="22"/>
-                <w:szCs w:val="22"/>
-              </w:rPr>
-              <w:t>point</w:t>
-            </w:r>
-            <w:proofErr w:type="spellEnd"/>
+            <w:proofErr w:type="gramStart"/>
+            <w:r>
+              <w:rPr>
+                <w:b/>
+                <w:sz w:val="22"/>
+                <w:szCs w:val="22"/>
+              </w:rPr>
+              <w:t xml:space="preserve">Проверяемая </w:t>
+            </w:r>
+            <w:r>
+              <w:rPr>
+                <w:b/>
+                <w:sz w:val="22"/>
+                <w:szCs w:val="22"/>
+              </w:rPr>
+              <w:t xml:space="preserve"> точка</w:t>
+            </w:r>
+            <w:proofErr w:type="gramEnd"/>
             <w:r>
               <w:rPr>
                 <w:b/>
@@ -2188,14 +2096,42 @@
                 <w:lang w:val="en-US"/>
               </w:rPr>
             </w:pPr>
-            <w:r>
-              <w:rPr>
-                <w:b/>
-                <w:sz w:val="22"/>
-                <w:szCs w:val="22"/>
-                <w:lang w:val="en-US"/>
-              </w:rPr>
-              <w:t xml:space="preserve">Result, </w:t>
+            <w:proofErr w:type="gramStart"/>
+            <w:r>
+              <w:rPr>
+                <w:b/>
+                <w:sz w:val="22"/>
+                <w:szCs w:val="22"/>
+              </w:rPr>
+              <w:t>Результат</w:t>
+            </w:r>
+            <w:r>
+              <w:rPr>
+                <w:b/>
+                <w:sz w:val="22"/>
+                <w:szCs w:val="22"/>
+                <w:lang w:val="en-US"/>
+              </w:rPr>
+              <w:t xml:space="preserve"> </w:t>
+            </w:r>
+            <w:r>
+              <w:rPr>
+                <w:b/>
+                <w:sz w:val="22"/>
+                <w:szCs w:val="22"/>
+                <w:lang w:val="en-US"/>
+              </w:rPr>
+              <w:t>,</w:t>
+            </w:r>
+            <w:proofErr w:type="gramEnd"/>
+            <w:r>
+              <w:rPr>
+                <w:b/>
+                <w:sz w:val="22"/>
+                <w:szCs w:val="22"/>
+                <w:lang w:val="en-US"/>
+              </w:rPr>
+              <w:t xml:space="preserve"> </w:t>
             </w:r>
             <w:r>
               <w:rPr>
@@ -2232,14 +2168,42 @@
                 <w:lang w:val="en-US"/>
               </w:rPr>
             </w:pPr>
-            <w:r>
-              <w:rPr>
-                <w:b/>
-                <w:sz w:val="22"/>
-                <w:szCs w:val="22"/>
-                <w:lang w:val="en-US"/>
-              </w:rPr>
-              <w:t xml:space="preserve">Accuracy, </w:t>
+            <w:proofErr w:type="gramStart"/>
+            <w:r>
+              <w:rPr>
+                <w:b/>
+                <w:sz w:val="22"/>
+                <w:szCs w:val="22"/>
+              </w:rPr>
+              <w:t>Точность</w:t>
+            </w:r>
+            <w:r>
+              <w:rPr>
+                <w:b/>
+                <w:sz w:val="22"/>
+                <w:szCs w:val="22"/>
+                <w:lang w:val="en-US"/>
+              </w:rPr>
+              <w:t xml:space="preserve"> </w:t>
+            </w:r>
+            <w:r>
+              <w:rPr>
+                <w:b/>
+                <w:sz w:val="22"/>
+                <w:szCs w:val="22"/>
+                <w:lang w:val="en-US"/>
+              </w:rPr>
+              <w:t>,</w:t>
+            </w:r>
+            <w:proofErr w:type="gramEnd"/>
+            <w:r>
+              <w:rPr>
+                <w:b/>
+                <w:sz w:val="22"/>
+                <w:szCs w:val="22"/>
+                <w:lang w:val="en-US"/>
+              </w:rPr>
+              <w:t xml:space="preserve"> </w:t>
             </w:r>
             <w:r>
               <w:rPr>
@@ -2276,15 +2240,37 @@
                 <w:lang w:val="en-US"/>
               </w:rPr>
             </w:pPr>
-            <w:r>
-              <w:rPr>
-                <w:b/>
-                <w:sz w:val="22"/>
-                <w:szCs w:val="22"/>
-                <w:lang w:val="en-US"/>
-              </w:rPr>
-              <w:t>Permissible error</w:t>
-            </w:r>
+            <w:proofErr w:type="spellStart"/>
+            <w:r>
+              <w:rPr>
+                <w:b/>
+                <w:sz w:val="22"/>
+                <w:szCs w:val="22"/>
+                <w:lang w:val="en-US"/>
+              </w:rPr>
+              <w:t>Допустимая</w:t>
+            </w:r>
+            <w:proofErr w:type="spellEnd"/>
+            <w:r>
+              <w:rPr>
+                <w:b/>
+                <w:sz w:val="22"/>
+                <w:szCs w:val="22"/>
+                <w:lang w:val="en-US"/>
+              </w:rPr>
+              <w:t xml:space="preserve"> </w:t>
+            </w:r>
+            <w:proofErr w:type="spellStart"/>
+            <w:r>
+              <w:rPr>
+                <w:b/>
+                <w:sz w:val="22"/>
+                <w:szCs w:val="22"/>
+                <w:lang w:val="en-US"/>
+              </w:rPr>
+              <w:t>погрешность</w:t>
+            </w:r>
+            <w:proofErr w:type="spellEnd"/>
             <w:r>
               <w:rPr>
                 <w:b/>
@@ -2325,9 +2311,8 @@
                 <w:b/>
                 <w:sz w:val="22"/>
                 <w:szCs w:val="22"/>
-                <w:lang w:val="en-US"/>
-              </w:rPr>
-              <w:t>Conclusion</w:t>
+              </w:rPr>
+              <w:t>Заключение</w:t>
             </w:r>
           </w:p>
         </w:tc>
@@ -2518,16 +2503,26 @@
         <w:jc w:val="left"/>
         <w:rPr>
           <w:szCs w:val="24"/>
-          <w:lang w:val="en-US"/>
         </w:rPr>
       </w:pPr>
       <w:bookmarkStart w:id="13" w:name="IDC"/>
       <w:r>
         <w:rPr>
           <w:szCs w:val="24"/>
-          <w:lang w:val="en-US"/>
-        </w:rPr>
-        <w:t>Determining the error in measuring direct current</w:t>
+        </w:rPr>
+        <w:t xml:space="preserve">Определение погрешности измерения </w:t>
+      </w:r>
+      <w:r>
+        <w:rPr>
+          <w:szCs w:val="24"/>
+        </w:rPr>
+        <w:t xml:space="preserve">силы </w:t>
+      </w:r>
+      <w:r>
+        <w:rPr>
+          <w:szCs w:val="24"/>
+        </w:rPr>
+        <w:t>постоянного тока</w:t>
       </w:r>
     </w:p>
     <w:tbl>
@@ -2566,7 +2561,7 @@
         </w:trPr>
         <w:tc>
           <w:tcPr>
-            <w:tcW w:w="1693" w:type="dxa"/>
+            <w:tcW w:w="1694" w:type="dxa"/>
             <w:tcBorders>
               <w:top w:val="single" w:sz="6" w:space="0" w:color="auto"/>
               <w:left w:val="single" w:sz="6" w:space="0" w:color="auto"/>
@@ -2594,51 +2589,24 @@
                 <w:b/>
                 <w:sz w:val="22"/>
                 <w:szCs w:val="22"/>
-                <w:lang w:val="en-US"/>
-              </w:rPr>
-              <w:t>M</w:t>
-            </w:r>
-            <w:proofErr w:type="spellStart"/>
-            <w:r>
-              <w:rPr>
-                <w:b/>
-                <w:sz w:val="22"/>
-                <w:szCs w:val="22"/>
-              </w:rPr>
-              <w:t>easurement</w:t>
-            </w:r>
-            <w:proofErr w:type="spellEnd"/>
-            <w:r>
-              <w:rPr>
-                <w:b/>
-                <w:sz w:val="22"/>
-                <w:szCs w:val="22"/>
-              </w:rPr>
-              <w:t xml:space="preserve"> </w:t>
-            </w:r>
-            <w:r>
-              <w:rPr>
-                <w:b/>
-                <w:sz w:val="22"/>
-                <w:szCs w:val="22"/>
-                <w:lang w:val="en-US"/>
-              </w:rPr>
-              <w:t xml:space="preserve">range, </w:t>
-            </w:r>
-            <w:r>
-              <w:rPr>
-                <w:b/>
-                <w:sz w:val="22"/>
-                <w:szCs w:val="22"/>
-                <w:lang w:val="en-US"/>
-              </w:rPr>
-              <w:t>A</w:t>
-            </w:r>
-          </w:p>
-        </w:tc>
-        <w:tc>
-          <w:tcPr>
-            <w:tcW w:w="1418" w:type="dxa"/>
+              </w:rPr>
+              <w:t xml:space="preserve">Диапазон измерений, </w:t>
+            </w:r>
+            <w:proofErr w:type="gramStart"/>
+            <w:r>
+              <w:rPr>
+                <w:b/>
+                <w:sz w:val="22"/>
+                <w:szCs w:val="22"/>
+              </w:rPr>
+              <w:t>А</w:t>
+            </w:r>
+            <w:proofErr w:type="gramEnd"/>
+          </w:p>
+        </w:tc>
+        <w:tc>
+          <w:tcPr>
+            <w:tcW w:w="1419" w:type="dxa"/>
             <w:tcBorders>
               <w:top w:val="single" w:sz="6" w:space="0" w:color="auto"/>
               <w:left w:val="single" w:sz="6" w:space="0" w:color="auto"/>
@@ -2661,48 +2629,22 @@
                 <w:lang w:val="en-US"/>
               </w:rPr>
             </w:pPr>
-            <w:r>
-              <w:rPr>
-                <w:b/>
-                <w:sz w:val="22"/>
-                <w:szCs w:val="22"/>
-                <w:lang w:val="en-US"/>
-              </w:rPr>
-              <w:t>V</w:t>
-            </w:r>
-            <w:proofErr w:type="spellStart"/>
-            <w:r>
-              <w:rPr>
-                <w:b/>
-                <w:sz w:val="22"/>
-                <w:szCs w:val="22"/>
-              </w:rPr>
-              <w:t>erified</w:t>
-            </w:r>
-            <w:proofErr w:type="spellEnd"/>
-            <w:r>
-              <w:rPr>
-                <w:b/>
-                <w:sz w:val="22"/>
-                <w:szCs w:val="22"/>
-              </w:rPr>
-              <w:t xml:space="preserve"> </w:t>
-            </w:r>
-            <w:proofErr w:type="spellStart"/>
-            <w:r>
-              <w:rPr>
-                <w:b/>
-                <w:sz w:val="22"/>
-                <w:szCs w:val="22"/>
-              </w:rPr>
-              <w:t>point</w:t>
-            </w:r>
-            <w:proofErr w:type="spellEnd"/>
-            <w:r>
-              <w:rPr>
-                <w:b/>
-                <w:sz w:val="22"/>
-                <w:szCs w:val="22"/>
+            <w:proofErr w:type="gramStart"/>
+            <w:r>
+              <w:rPr>
+                <w:b/>
+                <w:sz w:val="22"/>
+                <w:szCs w:val="22"/>
+              </w:rPr>
+              <w:t>Проверяемая  точка</w:t>
+            </w:r>
+            <w:proofErr w:type="gramEnd"/>
+            <w:r>
+              <w:rPr>
+                <w:b/>
+                <w:sz w:val="22"/>
+                <w:szCs w:val="22"/>
+                <w:lang w:val="en-US"/>
               </w:rPr>
               <w:t xml:space="preserve">, </w:t>
             </w:r>
@@ -2711,9 +2653,8 @@
                 <w:b/>
                 <w:sz w:val="22"/>
                 <w:szCs w:val="22"/>
-                <w:lang w:val="en-US"/>
-              </w:rPr>
-              <w:t>A</w:t>
+              </w:rPr>
+              <w:t>А</w:t>
             </w:r>
           </w:p>
         </w:tc>
@@ -2747,9 +2688,8 @@
                 <w:b/>
                 <w:sz w:val="22"/>
                 <w:szCs w:val="22"/>
-                <w:lang w:val="en-US"/>
-              </w:rPr>
-              <w:t>Result, A</w:t>
+              </w:rPr>
+              <w:t>Результат, А</w:t>
             </w:r>
           </w:p>
         </w:tc>
@@ -2783,9 +2723,25 @@
                 <w:b/>
                 <w:sz w:val="22"/>
                 <w:szCs w:val="22"/>
-                <w:lang w:val="en-US"/>
-              </w:rPr>
-              <w:t>Accuracy, A</w:t>
+              </w:rPr>
+              <w:t>Точность</w:t>
+            </w:r>
+            <w:r>
+              <w:rPr>
+                <w:b/>
+                <w:sz w:val="22"/>
+                <w:szCs w:val="22"/>
+                <w:lang w:val="en-US"/>
+              </w:rPr>
+              <w:t xml:space="preserve">, </w:t>
+            </w:r>
+            <w:r>
+              <w:rPr>
+                <w:b/>
+                <w:sz w:val="22"/>
+                <w:szCs w:val="22"/>
+              </w:rPr>
+              <w:t>А</w:t>
             </w:r>
           </w:p>
         </w:tc>
@@ -2814,20 +2770,43 @@
                 <w:lang w:val="en-US"/>
               </w:rPr>
             </w:pPr>
-            <w:r>
-              <w:rPr>
-                <w:b/>
-                <w:sz w:val="22"/>
-                <w:szCs w:val="22"/>
-                <w:lang w:val="en-US"/>
-              </w:rPr>
-              <w:t>Permissible error</w:t>
-            </w:r>
-            <w:r>
-              <w:rPr>
-                <w:b/>
-                <w:sz w:val="22"/>
-                <w:szCs w:val="22"/>
+            <w:proofErr w:type="spellStart"/>
+            <w:r>
+              <w:rPr>
+                <w:b/>
+                <w:sz w:val="22"/>
+                <w:szCs w:val="22"/>
+                <w:lang w:val="en-US"/>
+              </w:rPr>
+              <w:t>Допустимая</w:t>
+            </w:r>
+            <w:proofErr w:type="spellEnd"/>
+            <w:r>
+              <w:rPr>
+                <w:b/>
+                <w:sz w:val="22"/>
+                <w:szCs w:val="22"/>
+                <w:lang w:val="en-US"/>
+              </w:rPr>
+              <w:t xml:space="preserve"> </w:t>
+            </w:r>
+            <w:proofErr w:type="spellStart"/>
+            <w:r>
+              <w:rPr>
+                <w:b/>
+                <w:sz w:val="22"/>
+                <w:szCs w:val="22"/>
+                <w:lang w:val="en-US"/>
+              </w:rPr>
+              <w:t>погрешность</w:t>
+            </w:r>
+            <w:proofErr w:type="spellEnd"/>
+            <w:r>
+              <w:rPr>
+                <w:b/>
+                <w:sz w:val="22"/>
+                <w:szCs w:val="22"/>
+                <w:lang w:val="en-US"/>
               </w:rPr>
               <w:t xml:space="preserve">, </w:t>
             </w:r>
@@ -2836,9 +2815,8 @@
                 <w:b/>
                 <w:sz w:val="22"/>
                 <w:szCs w:val="22"/>
-                <w:lang w:val="en-US"/>
-              </w:rPr>
-              <w:t>A</w:t>
+              </w:rPr>
+              <w:t>А</w:t>
             </w:r>
           </w:p>
         </w:tc>
@@ -2872,9 +2850,8 @@
                 <w:b/>
                 <w:sz w:val="22"/>
                 <w:szCs w:val="22"/>
-                <w:lang w:val="en-US"/>
-              </w:rPr>
-              <w:t>Conclusion</w:t>
+              </w:rPr>
+              <w:t>Заключение</w:t>
             </w:r>
           </w:p>
         </w:tc>
@@ -2885,7 +2862,7 @@
         </w:trPr>
         <w:tc>
           <w:tcPr>
-            <w:tcW w:w="1693" w:type="dxa"/>
+            <w:tcW w:w="1694" w:type="dxa"/>
             <w:tcBorders>
               <w:top w:val="single" w:sz="6" w:space="0" w:color="auto"/>
               <w:left w:val="single" w:sz="6" w:space="0" w:color="auto"/>
@@ -2908,7 +2885,7 @@
         </w:tc>
         <w:tc>
           <w:tcPr>
-            <w:tcW w:w="1418" w:type="dxa"/>
+            <w:tcW w:w="1419" w:type="dxa"/>
             <w:tcBorders>
               <w:top w:val="single" w:sz="6" w:space="0" w:color="auto"/>
               <w:left w:val="single" w:sz="6" w:space="0" w:color="auto"/>
@@ -3054,7 +3031,6 @@
         <w:rPr>
           <w:bCs/>
           <w:szCs w:val="24"/>
-          <w:lang w:val="en-US"/>
         </w:rPr>
       </w:pPr>
       <w:bookmarkStart w:id="14" w:name="IAC"/>
@@ -3062,9 +3038,14 @@
       <w:r>
         <w:rPr>
           <w:szCs w:val="24"/>
-          <w:lang w:val="en-US"/>
-        </w:rPr>
-        <w:t>Determination of the absolute error of current load measurement.</w:t>
+        </w:rPr>
+        <w:t>Определение абсолютной погрешности измерения текущей нагрузки</w:t>
+      </w:r>
+      <w:r>
+        <w:rPr>
+          <w:szCs w:val="24"/>
+        </w:rPr>
+        <w:t>.</w:t>
       </w:r>
     </w:p>
     <w:tbl>
@@ -3089,8 +3070,8 @@
       </w:tblPr>
       <w:tblGrid>
         <w:gridCol w:w="1553"/>
-        <w:gridCol w:w="1276"/>
-        <w:gridCol w:w="1418"/>
+        <w:gridCol w:w="1558"/>
+        <w:gridCol w:w="1136"/>
         <w:gridCol w:w="1417"/>
         <w:gridCol w:w="1416"/>
         <w:gridCol w:w="1419"/>
@@ -3131,51 +3112,24 @@
                 <w:b/>
                 <w:sz w:val="22"/>
                 <w:szCs w:val="22"/>
-                <w:lang w:val="en-US"/>
-              </w:rPr>
-              <w:t>M</w:t>
-            </w:r>
-            <w:proofErr w:type="spellStart"/>
-            <w:r>
-              <w:rPr>
-                <w:b/>
-                <w:sz w:val="22"/>
-                <w:szCs w:val="22"/>
-              </w:rPr>
-              <w:t>easurement</w:t>
-            </w:r>
-            <w:proofErr w:type="spellEnd"/>
-            <w:r>
-              <w:rPr>
-                <w:b/>
-                <w:sz w:val="22"/>
-                <w:szCs w:val="22"/>
-              </w:rPr>
-              <w:t xml:space="preserve"> </w:t>
-            </w:r>
-            <w:r>
-              <w:rPr>
-                <w:b/>
-                <w:sz w:val="22"/>
-                <w:szCs w:val="22"/>
-                <w:lang w:val="en-US"/>
-              </w:rPr>
-              <w:t xml:space="preserve">range, </w:t>
-            </w:r>
-            <w:r>
-              <w:rPr>
-                <w:b/>
-                <w:sz w:val="22"/>
-                <w:szCs w:val="22"/>
-                <w:lang w:val="en-US"/>
-              </w:rPr>
-              <w:t>A</w:t>
-            </w:r>
-          </w:p>
-        </w:tc>
-        <w:tc>
-          <w:tcPr>
-            <w:tcW w:w="1276" w:type="dxa"/>
+              </w:rPr>
+              <w:t xml:space="preserve">Диапазон измерений, </w:t>
+            </w:r>
+            <w:proofErr w:type="gramStart"/>
+            <w:r>
+              <w:rPr>
+                <w:b/>
+                <w:sz w:val="22"/>
+                <w:szCs w:val="22"/>
+              </w:rPr>
+              <w:t>А</w:t>
+            </w:r>
+            <w:proofErr w:type="gramEnd"/>
+          </w:p>
+        </w:tc>
+        <w:tc>
+          <w:tcPr>
+            <w:tcW w:w="1558" w:type="dxa"/>
             <w:tcBorders>
               <w:top w:val="single" w:sz="6" w:space="0" w:color="auto"/>
               <w:left w:val="single" w:sz="6" w:space="0" w:color="auto"/>
@@ -3197,48 +3151,22 @@
                 <w:lang w:val="en-US"/>
               </w:rPr>
             </w:pPr>
-            <w:r>
-              <w:rPr>
-                <w:b/>
-                <w:sz w:val="22"/>
-                <w:szCs w:val="22"/>
-                <w:lang w:val="en-US"/>
-              </w:rPr>
-              <w:t>V</w:t>
-            </w:r>
-            <w:proofErr w:type="spellStart"/>
-            <w:r>
-              <w:rPr>
-                <w:b/>
-                <w:sz w:val="22"/>
-                <w:szCs w:val="22"/>
-              </w:rPr>
-              <w:t>erified</w:t>
-            </w:r>
-            <w:proofErr w:type="spellEnd"/>
-            <w:r>
-              <w:rPr>
-                <w:b/>
-                <w:sz w:val="22"/>
-                <w:szCs w:val="22"/>
-              </w:rPr>
-              <w:t xml:space="preserve"> </w:t>
-            </w:r>
-            <w:proofErr w:type="spellStart"/>
-            <w:r>
-              <w:rPr>
-                <w:b/>
-                <w:sz w:val="22"/>
-                <w:szCs w:val="22"/>
-              </w:rPr>
-              <w:t>point</w:t>
-            </w:r>
-            <w:proofErr w:type="spellEnd"/>
-            <w:r>
-              <w:rPr>
-                <w:b/>
-                <w:sz w:val="22"/>
-                <w:szCs w:val="22"/>
+            <w:proofErr w:type="gramStart"/>
+            <w:r>
+              <w:rPr>
+                <w:b/>
+                <w:sz w:val="22"/>
+                <w:szCs w:val="22"/>
+              </w:rPr>
+              <w:t>Проверяемая  точка</w:t>
+            </w:r>
+            <w:proofErr w:type="gramEnd"/>
+            <w:r>
+              <w:rPr>
+                <w:b/>
+                <w:sz w:val="22"/>
+                <w:szCs w:val="22"/>
+                <w:lang w:val="en-US"/>
               </w:rPr>
               <w:t xml:space="preserve">, </w:t>
             </w:r>
@@ -3247,15 +3175,14 @@
                 <w:b/>
                 <w:sz w:val="22"/>
                 <w:szCs w:val="22"/>
-                <w:lang w:val="en-US"/>
-              </w:rPr>
-              <w:t>A</w:t>
-            </w:r>
-          </w:p>
-        </w:tc>
-        <w:tc>
-          <w:tcPr>
-            <w:tcW w:w="1418" w:type="dxa"/>
+              </w:rPr>
+              <w:t>А</w:t>
+            </w:r>
+          </w:p>
+        </w:tc>
+        <w:tc>
+          <w:tcPr>
+            <w:tcW w:w="1136" w:type="dxa"/>
             <w:tcBorders>
               <w:top w:val="single" w:sz="6" w:space="0" w:color="auto"/>
               <w:left w:val="single" w:sz="6" w:space="0" w:color="auto"/>
@@ -3276,34 +3203,14 @@
                 <w:szCs w:val="22"/>
               </w:rPr>
             </w:pPr>
-            <w:proofErr w:type="spellStart"/>
-            <w:r>
-              <w:rPr>
-                <w:b/>
-                <w:sz w:val="22"/>
-                <w:szCs w:val="22"/>
-              </w:rPr>
-              <w:t>Frequency</w:t>
-            </w:r>
-            <w:proofErr w:type="spellEnd"/>
-            <w:r>
-              <w:rPr>
-                <w:b/>
-                <w:sz w:val="22"/>
-                <w:szCs w:val="22"/>
-              </w:rPr>
-              <w:t xml:space="preserve"> </w:t>
-            </w:r>
-            <w:proofErr w:type="spellStart"/>
-            <w:r>
-              <w:rPr>
-                <w:b/>
-                <w:sz w:val="22"/>
-                <w:szCs w:val="22"/>
-              </w:rPr>
-              <w:t>Hz</w:t>
-            </w:r>
-            <w:proofErr w:type="spellEnd"/>
+            <w:r>
+              <w:rPr>
+                <w:b/>
+                <w:sz w:val="22"/>
+                <w:szCs w:val="22"/>
+              </w:rPr>
+              <w:t>Частота, Гц</w:t>
+            </w:r>
           </w:p>
         </w:tc>
         <w:tc>
@@ -3334,9 +3241,8 @@
                 <w:b/>
                 <w:sz w:val="22"/>
                 <w:szCs w:val="22"/>
-                <w:lang w:val="en-US"/>
-              </w:rPr>
-              <w:t>Result, A</w:t>
+              </w:rPr>
+              <w:t>Результат, А</w:t>
             </w:r>
           </w:p>
         </w:tc>
@@ -3369,9 +3275,25 @@
                 <w:b/>
                 <w:sz w:val="22"/>
                 <w:szCs w:val="22"/>
-                <w:lang w:val="en-US"/>
-              </w:rPr>
-              <w:t>Accuracy, A</w:t>
+              </w:rPr>
+              <w:t>Точность</w:t>
+            </w:r>
+            <w:r>
+              <w:rPr>
+                <w:b/>
+                <w:sz w:val="22"/>
+                <w:szCs w:val="22"/>
+                <w:lang w:val="en-US"/>
+              </w:rPr>
+              <w:t xml:space="preserve">, </w:t>
+            </w:r>
+            <w:r>
+              <w:rPr>
+                <w:b/>
+                <w:sz w:val="22"/>
+                <w:szCs w:val="22"/>
+              </w:rPr>
+              <w:t>А</w:t>
             </w:r>
           </w:p>
         </w:tc>
@@ -3399,20 +3321,43 @@
                 <w:lang w:val="en-US"/>
               </w:rPr>
             </w:pPr>
-            <w:r>
-              <w:rPr>
-                <w:b/>
-                <w:sz w:val="22"/>
-                <w:szCs w:val="22"/>
-                <w:lang w:val="en-US"/>
-              </w:rPr>
-              <w:t>Permissible error</w:t>
-            </w:r>
-            <w:r>
-              <w:rPr>
-                <w:b/>
-                <w:sz w:val="22"/>
-                <w:szCs w:val="22"/>
+            <w:proofErr w:type="spellStart"/>
+            <w:r>
+              <w:rPr>
+                <w:b/>
+                <w:sz w:val="22"/>
+                <w:szCs w:val="22"/>
+                <w:lang w:val="en-US"/>
+              </w:rPr>
+              <w:t>Допустимая</w:t>
+            </w:r>
+            <w:proofErr w:type="spellEnd"/>
+            <w:r>
+              <w:rPr>
+                <w:b/>
+                <w:sz w:val="22"/>
+                <w:szCs w:val="22"/>
+                <w:lang w:val="en-US"/>
+              </w:rPr>
+              <w:t xml:space="preserve"> </w:t>
+            </w:r>
+            <w:proofErr w:type="spellStart"/>
+            <w:r>
+              <w:rPr>
+                <w:b/>
+                <w:sz w:val="22"/>
+                <w:szCs w:val="22"/>
+                <w:lang w:val="en-US"/>
+              </w:rPr>
+              <w:t>погрешность</w:t>
+            </w:r>
+            <w:proofErr w:type="spellEnd"/>
+            <w:r>
+              <w:rPr>
+                <w:b/>
+                <w:sz w:val="22"/>
+                <w:szCs w:val="22"/>
+                <w:lang w:val="en-US"/>
               </w:rPr>
               <w:t xml:space="preserve">, </w:t>
             </w:r>
@@ -3421,9 +3366,8 @@
                 <w:b/>
                 <w:sz w:val="22"/>
                 <w:szCs w:val="22"/>
-                <w:lang w:val="en-US"/>
-              </w:rPr>
-              <w:t>A</w:t>
+              </w:rPr>
+              <w:t>А</w:t>
             </w:r>
           </w:p>
         </w:tc>
@@ -3456,9 +3400,8 @@
                 <w:b/>
                 <w:sz w:val="22"/>
                 <w:szCs w:val="22"/>
-                <w:lang w:val="en-US"/>
-              </w:rPr>
-              <w:t>Conclusion</w:t>
+              </w:rPr>
+              <w:t>Заключение</w:t>
             </w:r>
           </w:p>
         </w:tc>
@@ -3490,7 +3433,7 @@
         </w:tc>
         <w:tc>
           <w:tcPr>
-            <w:tcW w:w="1276" w:type="dxa"/>
+            <w:tcW w:w="1558" w:type="dxa"/>
             <w:tcBorders>
               <w:top w:val="single" w:sz="6" w:space="0" w:color="auto"/>
               <w:left w:val="single" w:sz="6" w:space="0" w:color="auto"/>
@@ -3511,7 +3454,7 @@
         </w:tc>
         <w:tc>
           <w:tcPr>
-            <w:tcW w:w="1418" w:type="dxa"/>
+            <w:tcW w:w="1136" w:type="dxa"/>
             <w:tcBorders>
               <w:top w:val="single" w:sz="6" w:space="0" w:color="auto"/>
               <w:left w:val="single" w:sz="6" w:space="0" w:color="auto"/>
@@ -3642,15 +3585,14 @@
           <w:i/>
         </w:rPr>
       </w:pPr>
-      <w:proofErr w:type="spellStart"/>
       <w:r>
         <w:rPr>
           <w:b/>
-          <w:i/>
-        </w:rPr>
-        <w:t>Conclusion</w:t>
-      </w:r>
-      <w:proofErr w:type="spellEnd"/>
+          <w:sz w:val="22"/>
+          <w:szCs w:val="22"/>
+        </w:rPr>
+        <w:t>Заключение</w:t>
+      </w:r>
       <w:r>
         <w:rPr>
           <w:b/>
@@ -3669,15 +3611,44 @@
         <w:textAlignment w:val="baseline"/>
         <w:rPr>
           <w:szCs w:val="20"/>
-          <w:lang w:val="en-US"/>
         </w:rPr>
       </w:pPr>
       <w:r>
         <w:rPr>
           <w:szCs w:val="20"/>
-          <w:lang w:val="en-US"/>
-        </w:rPr>
-        <w:t>Based on the results of periodic verification, the MI was recognized as suitable (unsuitable) for use.</w:t>
+        </w:rPr>
+        <w:lastRenderedPageBreak/>
+        <w:t xml:space="preserve">По результатам периодической проверки </w:t>
+      </w:r>
+      <w:r>
+        <w:rPr>
+          <w:szCs w:val="20"/>
+        </w:rPr>
+        <w:t>мультиметр</w:t>
+      </w:r>
+      <w:r>
+        <w:rPr>
+          <w:szCs w:val="20"/>
+        </w:rPr>
+        <w:t xml:space="preserve"> был признан пригодным (непригодн</w:t>
+      </w:r>
+      <w:r>
+        <w:rPr>
+          <w:szCs w:val="20"/>
+        </w:rPr>
+        <w:t>ым</w:t>
+      </w:r>
+      <w:r>
+        <w:rPr>
+          <w:szCs w:val="20"/>
+        </w:rPr>
+        <w:t>) для использования</w:t>
+      </w:r>
+      <w:r>
+        <w:rPr>
+          <w:szCs w:val="20"/>
+        </w:rPr>
+        <w:t>.</w:t>
       </w:r>
     </w:p>
     <w:p>
@@ -3689,16 +3660,8 @@
         <w:textAlignment w:val="baseline"/>
         <w:rPr>
           <w:szCs w:val="20"/>
-          <w:lang w:val="en-US"/>
-        </w:rPr>
-      </w:pPr>
-      <w:r>
-        <w:rPr>
-          <w:szCs w:val="20"/>
-          <w:lang w:val="en-US"/>
-        </w:rPr>
-        <w:t>Series and number of verification mark:</w:t>
-      </w:r>
+        </w:rPr>
+      </w:pPr>
     </w:p>
     <w:p>
       <w:pPr>
@@ -3709,9 +3672,20 @@
         <w:textAlignment w:val="baseline"/>
         <w:rPr>
           <w:szCs w:val="20"/>
-          <w:lang w:val="en-US"/>
-        </w:rPr>
-      </w:pPr>
+        </w:rPr>
+      </w:pPr>
+      <w:r>
+        <w:rPr>
+          <w:szCs w:val="20"/>
+        </w:rPr>
+        <w:t>Серия и номер контрольного знака</w:t>
+      </w:r>
+      <w:r>
+        <w:rPr>
+          <w:szCs w:val="20"/>
+        </w:rPr>
+        <w:t>:</w:t>
+      </w:r>
     </w:p>
     <w:p>
       <w:pPr>
@@ -3720,16 +3694,33 @@
         <w:autoSpaceDN w:val="0"/>
         <w:adjustRightInd w:val="0"/>
         <w:textAlignment w:val="baseline"/>
-      </w:pPr>
+        <w:rPr>
+          <w:szCs w:val="20"/>
+        </w:rPr>
+      </w:pPr>
+    </w:p>
+    <w:p>
+      <w:pPr>
+        <w:overflowPunct w:val="0"/>
+        <w:autoSpaceDE w:val="0"/>
+        <w:autoSpaceDN w:val="0"/>
+        <w:adjustRightInd w:val="0"/>
+        <w:textAlignment w:val="baseline"/>
+      </w:pPr>
+      <w:r>
+        <w:rPr>
+          <w:szCs w:val="20"/>
+        </w:rPr>
+        <w:t>Проверяющий</w:t>
+      </w:r>
       <w:r>
         <w:rPr>
           <w:szCs w:val="20"/>
           <w:lang w:val="en-US"/>
         </w:rPr>
-        <w:t xml:space="preserve">Verifier        </w:t>
+        <w:t xml:space="preserve">        </w:t>
       </w:r>
       <w:bookmarkStart w:id="15" w:name="Verifier"/>
-      <w:proofErr w:type="spellStart"/>
       <w:r>
         <w:rPr>
           <w:szCs w:val="20"/>
@@ -3738,7 +3729,6 @@
         <w:t>Verifier</w:t>
       </w:r>
       <w:bookmarkEnd w:id="15"/>
-      <w:proofErr w:type="spellEnd"/>
       <w:r>
         <w:rPr>
           <w:szCs w:val="20"/>
